--- a/downloads/sections/t07-l04-skill-transfer-has-more-than-a-skill-name-sources.docx
+++ b/downloads/sections/t07-l04-skill-transfer-has-more-than-a-skill-name-sources.docx
@@ -29,7 +29,7 @@
     </w:p>
     <w:p>
       <w:r>
-        <w:t>confirm. The article says six tabs and then lists seven names. The editor is the count that matters.. last checked 2026-10.</w:t>
+        <w:t>confirm. The article says six tabs and then lists seven names. The editor is the count that matters. last checked 2026-10.</w:t>
       </w:r>
     </w:p>
   </w:body>
